--- a/documentations/Additional Features for Warehouse Program.docx
+++ b/documentations/Additional Features for Warehouse Program.docx
@@ -503,6 +503,23 @@
     <w:p>
       <w:pPr>
         <w:pStyle w:val="ListParagraph"/>
+        <w:numPr>
+          <w:ilvl w:val="0"/>
+          <w:numId w:val="1"/>
+        </w:numPr>
+      </w:pPr>
+      <w:r>
+        <w:lastRenderedPageBreak/>
+        <w:t>Improve the performance of the RM CONSUMPTION ENTRY</w:t>
+      </w:r>
+    </w:p>
+    <w:p>
+      <w:pPr>
+        <w:pStyle w:val="ListParagraph"/>
+        <w:numPr>
+          <w:ilvl w:val="1"/>
+          <w:numId w:val="1"/>
+        </w:numPr>
       </w:pPr>
     </w:p>
     <w:sectPr>

--- a/documentations/Additional Features for Warehouse Program.docx
+++ b/documentations/Additional Features for Warehouse Program.docx
@@ -126,11 +126,9 @@
           <w:numId w:val="1"/>
         </w:numPr>
       </w:pPr>
-      <w:proofErr w:type="spellStart"/>
       <w:r>
         <w:t>Droplist</w:t>
       </w:r>
-      <w:proofErr w:type="spellEnd"/>
     </w:p>
     <w:p>
       <w:pPr>
@@ -443,23 +441,7 @@
         <w:pStyle w:val="ListParagraph"/>
       </w:pPr>
       <w:r>
-        <w:t xml:space="preserve">When the user uploaded a new beginning SOH and the Raw Material Code that are in that Beginning SOH are not existing in the database, the program should automatically create that RM code in the </w:t>
-      </w:r>
-      <w:proofErr w:type="spellStart"/>
-      <w:r>
-        <w:t>tbl_raw_materials</w:t>
-      </w:r>
-      <w:proofErr w:type="spellEnd"/>
-      <w:r>
-        <w:t xml:space="preserve"> table and also create a record in the </w:t>
-      </w:r>
-      <w:proofErr w:type="spellStart"/>
-      <w:r>
-        <w:t>tbl_stock_on_hand</w:t>
-      </w:r>
-      <w:proofErr w:type="spellEnd"/>
-      <w:r>
-        <w:t xml:space="preserve"> table.</w:t>
+        <w:t>When the user uploaded a new beginning SOH and the Raw Material Code that are in that Beginning SOH are not existing in the database, the program should automatically create that RM code in the tbl_raw_materials table and also create a record in the tbl_stock_on_hand table.</w:t>
       </w:r>
     </w:p>
     <w:p/>
@@ -493,11 +475,49 @@
     <w:p>
       <w:pPr>
         <w:pStyle w:val="ListParagraph"/>
-      </w:pPr>
-    </w:p>
-    <w:p>
-      <w:pPr>
-        <w:pStyle w:val="ListParagraph"/>
+        <w:numPr>
+          <w:ilvl w:val="1"/>
+          <w:numId w:val="1"/>
+        </w:numPr>
+        <w:rPr>
+          <w:b/>
+          <w:bCs/>
+        </w:rPr>
+      </w:pPr>
+      <w:r>
+        <w:rPr>
+          <w:b/>
+          <w:bCs/>
+        </w:rPr>
+        <w:t>Computed Details Table</w:t>
+      </w:r>
+    </w:p>
+    <w:p>
+      <w:pPr>
+        <w:pStyle w:val="ListParagraph"/>
+        <w:numPr>
+          <w:ilvl w:val="1"/>
+          <w:numId w:val="1"/>
+        </w:numPr>
+        <w:rPr>
+          <w:b/>
+          <w:bCs/>
+        </w:rPr>
+      </w:pPr>
+      <w:r>
+        <w:rPr>
+          <w:b/>
+          <w:bCs/>
+        </w:rPr>
+        <w:t>Departments Table</w:t>
+      </w:r>
+    </w:p>
+    <w:p>
+      <w:pPr>
+        <w:rPr>
+          <w:b/>
+          <w:bCs/>
+        </w:rPr>
       </w:pPr>
     </w:p>
     <w:p>
@@ -509,7 +529,6 @@
         </w:numPr>
       </w:pPr>
       <w:r>
-        <w:lastRenderedPageBreak/>
         <w:t>Improve the performance of the RM CONSUMPTION ENTRY</w:t>
       </w:r>
     </w:p>
@@ -521,6 +540,28 @@
           <w:numId w:val="1"/>
         </w:numPr>
       </w:pPr>
+      <w:r>
+        <w:rPr>
+          <w:b/>
+          <w:bCs/>
+        </w:rPr>
+        <w:t>PROBLEM:</w:t>
+      </w:r>
+      <w:r>
+        <w:t xml:space="preserve"> </w:t>
+      </w:r>
+      <w:r>
+        <w:t>There are a lot if request in the ap</w:t>
+      </w:r>
+      <w:r>
+        <w:t xml:space="preserve"> of the</w:t>
+      </w:r>
+      <w:r>
+        <w:t xml:space="preserve"> warehouse, raw materials, and status</w:t>
+      </w:r>
+      <w:r>
+        <w:t xml:space="preserve"> </w:t>
+      </w:r>
     </w:p>
     <w:sectPr>
       <w:pgSz w:w="12240" w:h="15840"/>

--- a/documentations/Additional Features for Warehouse Program.docx
+++ b/documentations/Additional Features for Warehouse Program.docx
@@ -455,12 +455,14 @@
         <w:rPr>
           <w:b/>
           <w:bCs/>
-        </w:rPr>
-      </w:pPr>
-      <w:r>
-        <w:rPr>
-          <w:b/>
-          <w:bCs/>
+          <w:strike/>
+        </w:rPr>
+      </w:pPr>
+      <w:r>
+        <w:rPr>
+          <w:b/>
+          <w:bCs/>
+          <w:strike/>
         </w:rPr>
         <w:t>Remove the unnecessary tables</w:t>
       </w:r>
@@ -468,6 +470,7 @@
         <w:rPr>
           <w:b/>
           <w:bCs/>
+          <w:strike/>
         </w:rPr>
         <w:t xml:space="preserve"> in the database</w:t>
       </w:r>
@@ -482,12 +485,14 @@
         <w:rPr>
           <w:b/>
           <w:bCs/>
-        </w:rPr>
-      </w:pPr>
-      <w:r>
-        <w:rPr>
-          <w:b/>
-          <w:bCs/>
+          <w:strike/>
+        </w:rPr>
+      </w:pPr>
+      <w:r>
+        <w:rPr>
+          <w:b/>
+          <w:bCs/>
+          <w:strike/>
         </w:rPr>
         <w:t>Computed Details Table</w:t>
       </w:r>
@@ -502,12 +507,14 @@
         <w:rPr>
           <w:b/>
           <w:bCs/>
-        </w:rPr>
-      </w:pPr>
-      <w:r>
-        <w:rPr>
-          <w:b/>
-          <w:bCs/>
+          <w:strike/>
+        </w:rPr>
+      </w:pPr>
+      <w:r>
+        <w:rPr>
+          <w:b/>
+          <w:bCs/>
+          <w:strike/>
         </w:rPr>
         <w:t>Departments Table</w:t>
       </w:r>
@@ -561,6 +568,70 @@
       </w:r>
       <w:r>
         <w:t xml:space="preserve"> </w:t>
+      </w:r>
+    </w:p>
+    <w:p>
+      <w:pPr>
+        <w:pStyle w:val="ListParagraph"/>
+        <w:numPr>
+          <w:ilvl w:val="1"/>
+          <w:numId w:val="1"/>
+        </w:numPr>
+      </w:pPr>
+      <w:r>
+        <w:rPr>
+          <w:b/>
+          <w:bCs/>
+        </w:rPr>
+        <w:t>Fix the following</w:t>
+      </w:r>
+    </w:p>
+    <w:p>
+      <w:pPr>
+        <w:pStyle w:val="ListParagraph"/>
+        <w:numPr>
+          <w:ilvl w:val="2"/>
+          <w:numId w:val="1"/>
+        </w:numPr>
+      </w:pPr>
+      <w:r>
+        <w:rPr>
+          <w:b/>
+          <w:bCs/>
+        </w:rPr>
+        <w:t>Raw Materials</w:t>
+      </w:r>
+    </w:p>
+    <w:p>
+      <w:pPr>
+        <w:pStyle w:val="ListParagraph"/>
+        <w:numPr>
+          <w:ilvl w:val="2"/>
+          <w:numId w:val="1"/>
+        </w:numPr>
+      </w:pPr>
+      <w:r>
+        <w:rPr>
+          <w:b/>
+          <w:bCs/>
+        </w:rPr>
+        <w:t>Warehouses</w:t>
+      </w:r>
+    </w:p>
+    <w:p>
+      <w:pPr>
+        <w:pStyle w:val="ListParagraph"/>
+        <w:numPr>
+          <w:ilvl w:val="2"/>
+          <w:numId w:val="1"/>
+        </w:numPr>
+      </w:pPr>
+      <w:r>
+        <w:rPr>
+          <w:b/>
+          <w:bCs/>
+        </w:rPr>
+        <w:t>Status</w:t>
       </w:r>
     </w:p>
     <w:sectPr>

--- a/documentations/Additional Features for Warehouse Program.docx
+++ b/documentations/Additional Features for Warehouse Program.docx
@@ -126,9 +126,11 @@
           <w:numId w:val="1"/>
         </w:numPr>
       </w:pPr>
+      <w:proofErr w:type="spellStart"/>
       <w:r>
         <w:t>Droplist</w:t>
       </w:r>
+      <w:proofErr w:type="spellEnd"/>
     </w:p>
     <w:p>
       <w:pPr>
@@ -441,7 +443,23 @@
         <w:pStyle w:val="ListParagraph"/>
       </w:pPr>
       <w:r>
-        <w:t>When the user uploaded a new beginning SOH and the Raw Material Code that are in that Beginning SOH are not existing in the database, the program should automatically create that RM code in the tbl_raw_materials table and also create a record in the tbl_stock_on_hand table.</w:t>
+        <w:t xml:space="preserve">When the user uploaded a new beginning SOH and the Raw Material Code that are in that Beginning SOH are not existing in the database, the program should automatically create that RM code in the </w:t>
+      </w:r>
+      <w:proofErr w:type="spellStart"/>
+      <w:r>
+        <w:t>tbl_raw_materials</w:t>
+      </w:r>
+      <w:proofErr w:type="spellEnd"/>
+      <w:r>
+        <w:t xml:space="preserve"> table and also create a record in the </w:t>
+      </w:r>
+      <w:proofErr w:type="spellStart"/>
+      <w:r>
+        <w:t>tbl_stock_on_hand</w:t>
+      </w:r>
+      <w:proofErr w:type="spellEnd"/>
+      <w:r>
+        <w:t xml:space="preserve"> table.</w:t>
       </w:r>
     </w:p>
     <w:p/>
@@ -632,6 +650,126 @@
           <w:bCs/>
         </w:rPr>
         <w:t>Status</w:t>
+      </w:r>
+    </w:p>
+    <w:p>
+      <w:pPr>
+        <w:pStyle w:val="ListParagraph"/>
+        <w:numPr>
+          <w:ilvl w:val="1"/>
+          <w:numId w:val="1"/>
+        </w:numPr>
+      </w:pPr>
+      <w:r>
+        <w:rPr>
+          <w:b/>
+          <w:bCs/>
+        </w:rPr>
+        <w:t>This is the modules:</w:t>
+      </w:r>
+    </w:p>
+    <w:p>
+      <w:pPr>
+        <w:pStyle w:val="ListParagraph"/>
+        <w:numPr>
+          <w:ilvl w:val="2"/>
+          <w:numId w:val="1"/>
+        </w:numPr>
+        <w:rPr>
+          <w:strike/>
+        </w:rPr>
+      </w:pPr>
+      <w:r>
+        <w:rPr>
+          <w:b/>
+          <w:bCs/>
+          <w:strike/>
+        </w:rPr>
+        <w:t>Receiving Form</w:t>
+      </w:r>
+    </w:p>
+    <w:p>
+      <w:pPr>
+        <w:pStyle w:val="ListParagraph"/>
+        <w:numPr>
+          <w:ilvl w:val="2"/>
+          <w:numId w:val="1"/>
+        </w:numPr>
+        <w:rPr>
+          <w:strike/>
+        </w:rPr>
+      </w:pPr>
+      <w:r>
+        <w:rPr>
+          <w:b/>
+          <w:bCs/>
+          <w:strike/>
+        </w:rPr>
+        <w:t>Outgoing Form</w:t>
+      </w:r>
+    </w:p>
+    <w:p>
+      <w:pPr>
+        <w:pStyle w:val="ListParagraph"/>
+        <w:numPr>
+          <w:ilvl w:val="2"/>
+          <w:numId w:val="1"/>
+        </w:numPr>
+      </w:pPr>
+      <w:r>
+        <w:rPr>
+          <w:b/>
+          <w:bCs/>
+        </w:rPr>
+        <w:t>Change of Status</w:t>
+      </w:r>
+    </w:p>
+    <w:p>
+      <w:pPr>
+        <w:pStyle w:val="ListParagraph"/>
+        <w:numPr>
+          <w:ilvl w:val="2"/>
+          <w:numId w:val="1"/>
+        </w:numPr>
+      </w:pPr>
+      <w:r>
+        <w:rPr>
+          <w:b/>
+          <w:bCs/>
+        </w:rPr>
+        <w:t>Held Form</w:t>
+      </w:r>
+    </w:p>
+    <w:p>
+      <w:pPr>
+        <w:pStyle w:val="ListParagraph"/>
+        <w:numPr>
+          <w:ilvl w:val="2"/>
+          <w:numId w:val="1"/>
+        </w:numPr>
+      </w:pPr>
+      <w:r>
+        <w:rPr>
+          <w:b/>
+          <w:bCs/>
+        </w:rPr>
+        <w:t>Preparation Form</w:t>
+      </w:r>
+    </w:p>
+    <w:p>
+      <w:pPr>
+        <w:pStyle w:val="ListParagraph"/>
+        <w:numPr>
+          <w:ilvl w:val="2"/>
+          <w:numId w:val="1"/>
+        </w:numPr>
+      </w:pPr>
+      <w:r>
+        <w:rPr>
+          <w:b/>
+          <w:bCs/>
+        </w:rPr>
+        <w:t>Transfer Form</w:t>
       </w:r>
     </w:p>
     <w:sectPr>

--- a/documentations/Additional Features for Warehouse Program.docx
+++ b/documentations/Additional Features for Warehouse Program.docx
@@ -763,11 +763,15 @@
           <w:ilvl w:val="2"/>
           <w:numId w:val="1"/>
         </w:numPr>
-      </w:pPr>
-      <w:r>
-        <w:rPr>
-          <w:b/>
-          <w:bCs/>
+        <w:rPr>
+          <w:strike/>
+        </w:rPr>
+      </w:pPr>
+      <w:r>
+        <w:rPr>
+          <w:b/>
+          <w:bCs/>
+          <w:strike/>
         </w:rPr>
         <w:t>Transfer Form</w:t>
       </w:r>

--- a/documentations/Additional Features for Warehouse Program.docx
+++ b/documentations/Additional Features for Warehouse Program.docx
@@ -443,7 +443,21 @@
         <w:pStyle w:val="ListParagraph"/>
       </w:pPr>
       <w:r>
-        <w:t xml:space="preserve">When the user uploaded a new beginning SOH and the Raw Material Code that are in that Beginning SOH are not existing in the database, the program should automatically create that RM code in the </w:t>
+        <w:t xml:space="preserve">When the user uploaded a new beginning SOH and the Raw Material Code that are in that Beginning SOH are not existing in the database, the program should </w:t>
+      </w:r>
+      <w:proofErr w:type="gramStart"/>
+      <w:r>
+        <w:t>automatically</w:t>
+      </w:r>
+      <w:r>
+        <w:t xml:space="preserve"> </w:t>
+      </w:r>
+      <w:r>
+        <w:t xml:space="preserve"> create</w:t>
+      </w:r>
+      <w:proofErr w:type="gramEnd"/>
+      <w:r>
+        <w:t xml:space="preserve"> that RM code in the </w:t>
       </w:r>
       <w:proofErr w:type="spellStart"/>
       <w:r>
@@ -552,8 +566,14 @@
           <w:ilvl w:val="0"/>
           <w:numId w:val="1"/>
         </w:numPr>
-      </w:pPr>
-      <w:r>
+        <w:rPr>
+          <w:strike/>
+        </w:rPr>
+      </w:pPr>
+      <w:r>
+        <w:rPr>
+          <w:strike/>
+        </w:rPr>
         <w:t>Improve the performance of the RM CONSUMPTION ENTRY</w:t>
       </w:r>
     </w:p>
@@ -564,27 +584,46 @@
           <w:ilvl w:val="1"/>
           <w:numId w:val="1"/>
         </w:numPr>
-      </w:pPr>
-      <w:r>
-        <w:rPr>
-          <w:b/>
-          <w:bCs/>
+        <w:rPr>
+          <w:strike/>
+        </w:rPr>
+      </w:pPr>
+      <w:r>
+        <w:rPr>
+          <w:b/>
+          <w:bCs/>
+          <w:strike/>
         </w:rPr>
         <w:t>PROBLEM:</w:t>
       </w:r>
       <w:r>
+        <w:rPr>
+          <w:strike/>
+        </w:rPr>
         <w:t xml:space="preserve"> </w:t>
       </w:r>
       <w:r>
+        <w:rPr>
+          <w:strike/>
+        </w:rPr>
         <w:t>There are a lot if request in the ap</w:t>
       </w:r>
       <w:r>
+        <w:rPr>
+          <w:strike/>
+        </w:rPr>
         <w:t xml:space="preserve"> of the</w:t>
       </w:r>
       <w:r>
+        <w:rPr>
+          <w:strike/>
+        </w:rPr>
         <w:t xml:space="preserve"> warehouse, raw materials, and status</w:t>
       </w:r>
       <w:r>
+        <w:rPr>
+          <w:strike/>
+        </w:rPr>
         <w:t xml:space="preserve"> </w:t>
       </w:r>
     </w:p>
@@ -595,11 +634,15 @@
           <w:ilvl w:val="1"/>
           <w:numId w:val="1"/>
         </w:numPr>
-      </w:pPr>
-      <w:r>
-        <w:rPr>
-          <w:b/>
-          <w:bCs/>
+        <w:rPr>
+          <w:strike/>
+        </w:rPr>
+      </w:pPr>
+      <w:r>
+        <w:rPr>
+          <w:b/>
+          <w:bCs/>
+          <w:strike/>
         </w:rPr>
         <w:t>Fix the following</w:t>
       </w:r>
@@ -611,11 +654,15 @@
           <w:ilvl w:val="2"/>
           <w:numId w:val="1"/>
         </w:numPr>
-      </w:pPr>
-      <w:r>
-        <w:rPr>
-          <w:b/>
-          <w:bCs/>
+        <w:rPr>
+          <w:strike/>
+        </w:rPr>
+      </w:pPr>
+      <w:r>
+        <w:rPr>
+          <w:b/>
+          <w:bCs/>
+          <w:strike/>
         </w:rPr>
         <w:t>Raw Materials</w:t>
       </w:r>
@@ -627,11 +674,15 @@
           <w:ilvl w:val="2"/>
           <w:numId w:val="1"/>
         </w:numPr>
-      </w:pPr>
-      <w:r>
-        <w:rPr>
-          <w:b/>
-          <w:bCs/>
+        <w:rPr>
+          <w:strike/>
+        </w:rPr>
+      </w:pPr>
+      <w:r>
+        <w:rPr>
+          <w:b/>
+          <w:bCs/>
+          <w:strike/>
         </w:rPr>
         <w:t>Warehouses</w:t>
       </w:r>
@@ -643,11 +694,15 @@
           <w:ilvl w:val="2"/>
           <w:numId w:val="1"/>
         </w:numPr>
-      </w:pPr>
-      <w:r>
-        <w:rPr>
-          <w:b/>
-          <w:bCs/>
+        <w:rPr>
+          <w:strike/>
+        </w:rPr>
+      </w:pPr>
+      <w:r>
+        <w:rPr>
+          <w:b/>
+          <w:bCs/>
+          <w:strike/>
         </w:rPr>
         <w:t>Status</w:t>
       </w:r>
@@ -715,11 +770,15 @@
           <w:ilvl w:val="2"/>
           <w:numId w:val="1"/>
         </w:numPr>
-      </w:pPr>
-      <w:r>
-        <w:rPr>
-          <w:b/>
-          <w:bCs/>
+        <w:rPr>
+          <w:strike/>
+        </w:rPr>
+      </w:pPr>
+      <w:r>
+        <w:rPr>
+          <w:b/>
+          <w:bCs/>
+          <w:strike/>
         </w:rPr>
         <w:t>Change of Status</w:t>
       </w:r>
@@ -731,13 +790,17 @@
           <w:ilvl w:val="2"/>
           <w:numId w:val="1"/>
         </w:numPr>
-      </w:pPr>
-      <w:r>
-        <w:rPr>
-          <w:b/>
-          <w:bCs/>
-        </w:rPr>
-        <w:t>Held Form</w:t>
+        <w:rPr>
+          <w:strike/>
+        </w:rPr>
+      </w:pPr>
+      <w:r>
+        <w:rPr>
+          <w:b/>
+          <w:bCs/>
+          <w:strike/>
+        </w:rPr>
+        <w:t>Preparation Form</w:t>
       </w:r>
     </w:p>
     <w:p>
@@ -747,22 +810,6 @@
           <w:ilvl w:val="2"/>
           <w:numId w:val="1"/>
         </w:numPr>
-      </w:pPr>
-      <w:r>
-        <w:rPr>
-          <w:b/>
-          <w:bCs/>
-        </w:rPr>
-        <w:t>Preparation Form</w:t>
-      </w:r>
-    </w:p>
-    <w:p>
-      <w:pPr>
-        <w:pStyle w:val="ListParagraph"/>
-        <w:numPr>
-          <w:ilvl w:val="2"/>
-          <w:numId w:val="1"/>
-        </w:numPr>
         <w:rPr>
           <w:strike/>
         </w:rPr>
@@ -775,6 +822,13 @@
         </w:rPr>
         <w:t>Transfer Form</w:t>
       </w:r>
+    </w:p>
+    <w:p>
+      <w:pPr>
+        <w:rPr>
+          <w:strike/>
+        </w:rPr>
+      </w:pPr>
     </w:p>
     <w:sectPr>
       <w:pgSz w:w="12240" w:h="15840"/>

--- a/documentations/Additional Features for Warehouse Program.docx
+++ b/documentations/Additional Features for Warehouse Program.docx
@@ -101,6 +101,12 @@
     <w:p>
       <w:pPr>
         <w:pStyle w:val="ListParagraph"/>
+        <w:ind w:left="2160"/>
+      </w:pPr>
+    </w:p>
+    <w:p>
+      <w:pPr>
+        <w:pStyle w:val="ListParagraph"/>
         <w:numPr>
           <w:ilvl w:val="0"/>
           <w:numId w:val="1"/>
@@ -159,6 +165,12 @@
     <w:p>
       <w:pPr>
         <w:pStyle w:val="ListParagraph"/>
+        <w:ind w:left="1440"/>
+      </w:pPr>
+    </w:p>
+    <w:p>
+      <w:pPr>
+        <w:pStyle w:val="ListParagraph"/>
         <w:numPr>
           <w:ilvl w:val="0"/>
           <w:numId w:val="1"/>
@@ -526,6 +538,7 @@
           <w:bCs/>
           <w:strike/>
         </w:rPr>
+        <w:lastRenderedPageBreak/>
         <w:t>Computed Details Table</w:t>
       </w:r>
     </w:p>
@@ -820,15 +833,8 @@
           <w:bCs/>
           <w:strike/>
         </w:rPr>
-        <w:t>Transfer Form</w:t>
-      </w:r>
-    </w:p>
-    <w:p>
-      <w:pPr>
-        <w:rPr>
-          <w:strike/>
-        </w:rPr>
-      </w:pPr>
+        <w:t>Transfer Fo</w:t>
+      </w:r>
     </w:p>
     <w:sectPr>
       <w:pgSz w:w="12240" w:h="15840"/>

--- a/documentations/Additional Features for Warehouse Program.docx
+++ b/documentations/Additional Features for Warehouse Program.docx
@@ -35,7 +35,21 @@
           <w:b/>
           <w:bCs/>
         </w:rPr>
-        <w:t xml:space="preserve">Date – can choose date using clicking mouse and keyboard. </w:t>
+        <w:t>Date – can choose date using clicking mouse and keyboard</w:t>
+      </w:r>
+      <w:r>
+        <w:rPr>
+          <w:b/>
+          <w:bCs/>
+        </w:rPr>
+        <w:t xml:space="preserve"> (DEADLINE - TODAY)</w:t>
+      </w:r>
+      <w:r>
+        <w:rPr>
+          <w:b/>
+          <w:bCs/>
+        </w:rPr>
+        <w:t xml:space="preserve"> </w:t>
       </w:r>
     </w:p>
     <w:p>
@@ -132,11 +146,9 @@
           <w:numId w:val="1"/>
         </w:numPr>
       </w:pPr>
-      <w:proofErr w:type="spellStart"/>
       <w:r>
         <w:t>Droplist</w:t>
       </w:r>
-      <w:proofErr w:type="spellEnd"/>
     </w:p>
     <w:p>
       <w:pPr>
@@ -187,6 +199,13 @@
         </w:rPr>
         <w:t>HISTORICAL DATA MODULE</w:t>
       </w:r>
+      <w:r>
+        <w:rPr>
+          <w:b/>
+          <w:bCs/>
+        </w:rPr>
+        <w:t xml:space="preserve"> (DEADLINE - TODAY)</w:t>
+      </w:r>
     </w:p>
     <w:p>
       <w:pPr>
@@ -342,6 +361,29 @@
           <w:b/>
           <w:bCs/>
         </w:rPr>
+        <w:t>UI</w:t>
+      </w:r>
+      <w:r>
+        <w:rPr>
+          <w:b/>
+          <w:bCs/>
+        </w:rPr>
+        <w:t xml:space="preserve"> IMPROVEMENT</w:t>
+      </w:r>
+    </w:p>
+    <w:p>
+      <w:pPr>
+        <w:pStyle w:val="ListParagraph"/>
+        <w:rPr>
+          <w:b/>
+          <w:bCs/>
+        </w:rPr>
+      </w:pPr>
+      <w:r>
+        <w:rPr>
+          <w:b/>
+          <w:bCs/>
+        </w:rPr>
         <w:t>The forms should look like the form from the act</w:t>
       </w:r>
       <w:r>
@@ -455,37 +497,13 @@
         <w:pStyle w:val="ListParagraph"/>
       </w:pPr>
       <w:r>
-        <w:t xml:space="preserve">When the user uploaded a new beginning SOH and the Raw Material Code that are in that Beginning SOH are not existing in the database, the program should </w:t>
-      </w:r>
-      <w:proofErr w:type="gramStart"/>
-      <w:r>
-        <w:t>automatically</w:t>
+        <w:t>When the user uploaded a new beginning SOH and the Raw Material Code that are in that Beginning SOH are not existing in the database, the program should automatically</w:t>
       </w:r>
       <w:r>
         <w:t xml:space="preserve"> </w:t>
       </w:r>
       <w:r>
-        <w:t xml:space="preserve"> create</w:t>
-      </w:r>
-      <w:proofErr w:type="gramEnd"/>
-      <w:r>
-        <w:t xml:space="preserve"> that RM code in the </w:t>
-      </w:r>
-      <w:proofErr w:type="spellStart"/>
-      <w:r>
-        <w:t>tbl_raw_materials</w:t>
-      </w:r>
-      <w:proofErr w:type="spellEnd"/>
-      <w:r>
-        <w:t xml:space="preserve"> table and also create a record in the </w:t>
-      </w:r>
-      <w:proofErr w:type="spellStart"/>
-      <w:r>
-        <w:t>tbl_stock_on_hand</w:t>
-      </w:r>
-      <w:proofErr w:type="spellEnd"/>
-      <w:r>
-        <w:t xml:space="preserve"> table.</w:t>
+        <w:t xml:space="preserve"> create that RM code in the tbl_raw_materials table and also create a record in the tbl_stock_on_hand table.</w:t>
       </w:r>
     </w:p>
     <w:p/>
@@ -508,6 +526,7 @@
           <w:bCs/>
           <w:strike/>
         </w:rPr>
+        <w:lastRenderedPageBreak/>
         <w:t>Remove the unnecessary tables</w:t>
       </w:r>
       <w:r>
@@ -538,7 +557,6 @@
           <w:bCs/>
           <w:strike/>
         </w:rPr>
-        <w:lastRenderedPageBreak/>
         <w:t>Computed Details Table</w:t>
       </w:r>
     </w:p>
@@ -834,6 +852,14 @@
           <w:strike/>
         </w:rPr>
         <w:t>Transfer Fo</w:t>
+      </w:r>
+      <w:r>
+        <w:rPr>
+          <w:b/>
+          <w:bCs/>
+          <w:strike/>
+        </w:rPr>
+        <w:t>rm</w:t>
       </w:r>
     </w:p>
     <w:sectPr>

--- a/documentations/Additional Features for Warehouse Program.docx
+++ b/documentations/Additional Features for Warehouse Program.docx
@@ -146,9 +146,11 @@
           <w:numId w:val="1"/>
         </w:numPr>
       </w:pPr>
+      <w:proofErr w:type="spellStart"/>
       <w:r>
         <w:t>Droplist</w:t>
       </w:r>
+      <w:proofErr w:type="spellEnd"/>
     </w:p>
     <w:p>
       <w:pPr>
@@ -295,6 +297,18 @@
     </w:p>
     <w:p>
       <w:pPr>
+        <w:pStyle w:val="ListParagraph"/>
+        <w:numPr>
+          <w:ilvl w:val="1"/>
+          <w:numId w:val="1"/>
+        </w:numPr>
+      </w:pPr>
+      <w:r>
+        <w:t>Stock on hand</w:t>
+      </w:r>
+    </w:p>
+    <w:p>
+      <w:pPr>
         <w:ind w:left="720"/>
       </w:pPr>
       <w:r>
@@ -497,13 +511,37 @@
         <w:pStyle w:val="ListParagraph"/>
       </w:pPr>
       <w:r>
-        <w:t>When the user uploaded a new beginning SOH and the Raw Material Code that are in that Beginning SOH are not existing in the database, the program should automatically</w:t>
+        <w:t xml:space="preserve">When the user uploaded a new beginning SOH and the Raw Material Code that are in that Beginning SOH are not existing in the database, the program should </w:t>
+      </w:r>
+      <w:proofErr w:type="gramStart"/>
+      <w:r>
+        <w:t>automatically</w:t>
       </w:r>
       <w:r>
         <w:t xml:space="preserve"> </w:t>
       </w:r>
       <w:r>
-        <w:t xml:space="preserve"> create that RM code in the tbl_raw_materials table and also create a record in the tbl_stock_on_hand table.</w:t>
+        <w:t xml:space="preserve"> create</w:t>
+      </w:r>
+      <w:proofErr w:type="gramEnd"/>
+      <w:r>
+        <w:t xml:space="preserve"> that RM code in the </w:t>
+      </w:r>
+      <w:proofErr w:type="spellStart"/>
+      <w:r>
+        <w:t>tbl_raw_materials</w:t>
+      </w:r>
+      <w:proofErr w:type="spellEnd"/>
+      <w:r>
+        <w:t xml:space="preserve"> table and also create a record in the </w:t>
+      </w:r>
+      <w:proofErr w:type="spellStart"/>
+      <w:r>
+        <w:t>tbl_stock_on_hand</w:t>
+      </w:r>
+      <w:proofErr w:type="spellEnd"/>
+      <w:r>
+        <w:t xml:space="preserve"> table.</w:t>
       </w:r>
     </w:p>
     <w:p/>
